--- a/data/welfare_table.docx
+++ b/data/welfare_table.docx
@@ -25,7 +25,7 @@
       </w:tblGrid>
       <w:tr>
         <w:trPr>
-          <w:trHeight w:val="627" w:hRule="auto"/>
+          <w:trHeight w:val="626" w:hRule="auto"/>
           <w:tblHeader/>
         </w:trPr>
         header 1
@@ -62,7 +62,6 @@
                 <w:i w:val="false"/>
                 <w:b w:val="true"/>
                 <w:u w:val="none"/>
-                <w:strike w:val="false"/>
                 <w:sz w:val="24"/>
                 <w:szCs w:val="24"/>
                 <w:color w:val="000000"/>
@@ -74,7 +73,6 @@
                 <w:i w:val="false"/>
                 <w:b w:val="true"/>
                 <w:u w:val="none"/>
-                <w:strike w:val="false"/>
                 <w:sz w:val="24"/>
                 <w:szCs w:val="24"/>
                 <w:color w:val="000000"/>
@@ -116,7 +114,6 @@
                 <w:i w:val="false"/>
                 <w:b w:val="true"/>
                 <w:u w:val="none"/>
-                <w:strike w:val="false"/>
                 <w:sz w:val="24"/>
                 <w:szCs w:val="24"/>
                 <w:color w:val="000000"/>
@@ -128,7 +125,6 @@
                 <w:i w:val="false"/>
                 <w:b w:val="true"/>
                 <w:u w:val="none"/>
-                <w:strike w:val="false"/>
                 <w:sz w:val="24"/>
                 <w:szCs w:val="24"/>
                 <w:color w:val="000000"/>
@@ -170,7 +166,6 @@
                 <w:i w:val="false"/>
                 <w:b w:val="true"/>
                 <w:u w:val="none"/>
-                <w:strike w:val="false"/>
                 <w:sz w:val="24"/>
                 <w:szCs w:val="24"/>
                 <w:color w:val="000000"/>
@@ -182,7 +177,6 @@
                 <w:i w:val="false"/>
                 <w:b w:val="true"/>
                 <w:u w:val="none"/>
-                <w:strike w:val="false"/>
                 <w:sz w:val="24"/>
                 <w:szCs w:val="24"/>
                 <w:color w:val="000000"/>
@@ -224,7 +218,6 @@
                 <w:i w:val="false"/>
                 <w:b w:val="true"/>
                 <w:u w:val="none"/>
-                <w:strike w:val="false"/>
                 <w:sz w:val="24"/>
                 <w:szCs w:val="24"/>
                 <w:color w:val="000000"/>
@@ -236,7 +229,6 @@
                 <w:i w:val="false"/>
                 <w:b w:val="true"/>
                 <w:u w:val="none"/>
-                <w:strike w:val="false"/>
                 <w:sz w:val="24"/>
                 <w:szCs w:val="24"/>
                 <w:color w:val="000000"/>
@@ -278,7 +270,6 @@
                 <w:i w:val="false"/>
                 <w:b w:val="true"/>
                 <w:u w:val="none"/>
-                <w:strike w:val="false"/>
                 <w:sz w:val="24"/>
                 <w:szCs w:val="24"/>
                 <w:color w:val="000000"/>
@@ -290,7 +281,6 @@
                 <w:i w:val="false"/>
                 <w:b w:val="true"/>
                 <w:u w:val="none"/>
-                <w:strike w:val="false"/>
                 <w:sz w:val="24"/>
                 <w:szCs w:val="24"/>
                 <w:color w:val="000000"/>
@@ -302,7 +292,7 @@
       </w:tr>
       <w:tr>
         <w:trPr>
-          <w:trHeight w:val="614" w:hRule="auto"/>
+          <w:trHeight w:val="618" w:hRule="auto"/>
         </w:trPr>
         body 1
         <w:tc>
@@ -338,19 +328,17 @@
                 <w:i w:val="false"/>
                 <w:b w:val="false"/>
                 <w:u w:val="none"/>
-                <w:strike w:val="false"/>
-                <w:sz w:val="24"/>
-                <w:szCs w:val="24"/>
-                <w:color w:val="000000"/>
-              </w:rPr>
-            </w:pPr>
-            <w:r>
-              <w:rPr>
-                <w:rFonts w:ascii="Times New Roman" w:hAnsi="Times New Roman" w:eastAsia="Times New Roman" w:cs="Times New Roman"/>
-                <w:i w:val="false"/>
-                <w:b w:val="false"/>
-                <w:u w:val="none"/>
-                <w:strike w:val="false"/>
+                <w:sz w:val="24"/>
+                <w:szCs w:val="24"/>
+                <w:color w:val="000000"/>
+              </w:rPr>
+            </w:pPr>
+            <w:r>
+              <w:rPr>
+                <w:rFonts w:ascii="Times New Roman" w:hAnsi="Times New Roman" w:eastAsia="Times New Roman" w:cs="Times New Roman"/>
+                <w:i w:val="false"/>
+                <w:b w:val="false"/>
+                <w:u w:val="none"/>
                 <w:sz w:val="24"/>
                 <w:szCs w:val="24"/>
                 <w:color w:val="000000"/>
@@ -392,19 +380,17 @@
                 <w:i w:val="false"/>
                 <w:b w:val="false"/>
                 <w:u w:val="none"/>
-                <w:strike w:val="false"/>
-                <w:sz w:val="24"/>
-                <w:szCs w:val="24"/>
-                <w:color w:val="000000"/>
-              </w:rPr>
-            </w:pPr>
-            <w:r>
-              <w:rPr>
-                <w:rFonts w:ascii="Times New Roman" w:hAnsi="Times New Roman" w:eastAsia="Times New Roman" w:cs="Times New Roman"/>
-                <w:i w:val="false"/>
-                <w:b w:val="false"/>
-                <w:u w:val="none"/>
-                <w:strike w:val="false"/>
+                <w:sz w:val="24"/>
+                <w:szCs w:val="24"/>
+                <w:color w:val="000000"/>
+              </w:rPr>
+            </w:pPr>
+            <w:r>
+              <w:rPr>
+                <w:rFonts w:ascii="Times New Roman" w:hAnsi="Times New Roman" w:eastAsia="Times New Roman" w:cs="Times New Roman"/>
+                <w:i w:val="false"/>
+                <w:b w:val="false"/>
+                <w:u w:val="none"/>
                 <w:sz w:val="24"/>
                 <w:szCs w:val="24"/>
                 <w:color w:val="000000"/>
@@ -446,19 +432,17 @@
                 <w:i w:val="false"/>
                 <w:b w:val="false"/>
                 <w:u w:val="none"/>
-                <w:strike w:val="false"/>
-                <w:sz w:val="24"/>
-                <w:szCs w:val="24"/>
-                <w:color w:val="000000"/>
-              </w:rPr>
-            </w:pPr>
-            <w:r>
-              <w:rPr>
-                <w:rFonts w:ascii="Times New Roman" w:hAnsi="Times New Roman" w:eastAsia="Times New Roman" w:cs="Times New Roman"/>
-                <w:i w:val="false"/>
-                <w:b w:val="false"/>
-                <w:u w:val="none"/>
-                <w:strike w:val="false"/>
+                <w:sz w:val="24"/>
+                <w:szCs w:val="24"/>
+                <w:color w:val="000000"/>
+              </w:rPr>
+            </w:pPr>
+            <w:r>
+              <w:rPr>
+                <w:rFonts w:ascii="Times New Roman" w:hAnsi="Times New Roman" w:eastAsia="Times New Roman" w:cs="Times New Roman"/>
+                <w:i w:val="false"/>
+                <w:b w:val="false"/>
+                <w:u w:val="none"/>
                 <w:sz w:val="24"/>
                 <w:szCs w:val="24"/>
                 <w:color w:val="000000"/>
@@ -500,19 +484,17 @@
                 <w:i w:val="false"/>
                 <w:b w:val="false"/>
                 <w:u w:val="none"/>
-                <w:strike w:val="false"/>
-                <w:sz w:val="24"/>
-                <w:szCs w:val="24"/>
-                <w:color w:val="000000"/>
-              </w:rPr>
-            </w:pPr>
-            <w:r>
-              <w:rPr>
-                <w:rFonts w:ascii="Times New Roman" w:hAnsi="Times New Roman" w:eastAsia="Times New Roman" w:cs="Times New Roman"/>
-                <w:i w:val="false"/>
-                <w:b w:val="false"/>
-                <w:u w:val="none"/>
-                <w:strike w:val="false"/>
+                <w:sz w:val="24"/>
+                <w:szCs w:val="24"/>
+                <w:color w:val="000000"/>
+              </w:rPr>
+            </w:pPr>
+            <w:r>
+              <w:rPr>
+                <w:rFonts w:ascii="Times New Roman" w:hAnsi="Times New Roman" w:eastAsia="Times New Roman" w:cs="Times New Roman"/>
+                <w:i w:val="false"/>
+                <w:b w:val="false"/>
+                <w:u w:val="none"/>
                 <w:sz w:val="24"/>
                 <w:szCs w:val="24"/>
                 <w:color w:val="000000"/>
@@ -554,19 +536,17 @@
                 <w:i w:val="false"/>
                 <w:b w:val="false"/>
                 <w:u w:val="none"/>
-                <w:strike w:val="false"/>
-                <w:sz w:val="24"/>
-                <w:szCs w:val="24"/>
-                <w:color w:val="000000"/>
-              </w:rPr>
-            </w:pPr>
-            <w:r>
-              <w:rPr>
-                <w:rFonts w:ascii="Times New Roman" w:hAnsi="Times New Roman" w:eastAsia="Times New Roman" w:cs="Times New Roman"/>
-                <w:i w:val="false"/>
-                <w:b w:val="false"/>
-                <w:u w:val="none"/>
-                <w:strike w:val="false"/>
+                <w:sz w:val="24"/>
+                <w:szCs w:val="24"/>
+                <w:color w:val="000000"/>
+              </w:rPr>
+            </w:pPr>
+            <w:r>
+              <w:rPr>
+                <w:rFonts w:ascii="Times New Roman" w:hAnsi="Times New Roman" w:eastAsia="Times New Roman" w:cs="Times New Roman"/>
+                <w:i w:val="false"/>
+                <w:b w:val="false"/>
+                <w:u w:val="none"/>
                 <w:sz w:val="24"/>
                 <w:szCs w:val="24"/>
                 <w:color w:val="000000"/>
@@ -578,7 +558,7 @@
       </w:tr>
       <w:tr>
         <w:trPr>
-          <w:trHeight w:val="614" w:hRule="auto"/>
+          <w:trHeight w:val="618" w:hRule="auto"/>
         </w:trPr>
         body 2
         <w:tc>
@@ -614,19 +594,17 @@
                 <w:i w:val="false"/>
                 <w:b w:val="false"/>
                 <w:u w:val="none"/>
-                <w:strike w:val="false"/>
-                <w:sz w:val="24"/>
-                <w:szCs w:val="24"/>
-                <w:color w:val="000000"/>
-              </w:rPr>
-            </w:pPr>
-            <w:r>
-              <w:rPr>
-                <w:rFonts w:ascii="Times New Roman" w:hAnsi="Times New Roman" w:eastAsia="Times New Roman" w:cs="Times New Roman"/>
-                <w:i w:val="false"/>
-                <w:b w:val="false"/>
-                <w:u w:val="none"/>
-                <w:strike w:val="false"/>
+                <w:sz w:val="24"/>
+                <w:szCs w:val="24"/>
+                <w:color w:val="000000"/>
+              </w:rPr>
+            </w:pPr>
+            <w:r>
+              <w:rPr>
+                <w:rFonts w:ascii="Times New Roman" w:hAnsi="Times New Roman" w:eastAsia="Times New Roman" w:cs="Times New Roman"/>
+                <w:i w:val="false"/>
+                <w:b w:val="false"/>
+                <w:u w:val="none"/>
                 <w:sz w:val="24"/>
                 <w:szCs w:val="24"/>
                 <w:color w:val="000000"/>
@@ -668,19 +646,17 @@
                 <w:i w:val="false"/>
                 <w:b w:val="false"/>
                 <w:u w:val="none"/>
-                <w:strike w:val="false"/>
-                <w:sz w:val="24"/>
-                <w:szCs w:val="24"/>
-                <w:color w:val="000000"/>
-              </w:rPr>
-            </w:pPr>
-            <w:r>
-              <w:rPr>
-                <w:rFonts w:ascii="Times New Roman" w:hAnsi="Times New Roman" w:eastAsia="Times New Roman" w:cs="Times New Roman"/>
-                <w:i w:val="false"/>
-                <w:b w:val="false"/>
-                <w:u w:val="none"/>
-                <w:strike w:val="false"/>
+                <w:sz w:val="24"/>
+                <w:szCs w:val="24"/>
+                <w:color w:val="000000"/>
+              </w:rPr>
+            </w:pPr>
+            <w:r>
+              <w:rPr>
+                <w:rFonts w:ascii="Times New Roman" w:hAnsi="Times New Roman" w:eastAsia="Times New Roman" w:cs="Times New Roman"/>
+                <w:i w:val="false"/>
+                <w:b w:val="false"/>
+                <w:u w:val="none"/>
                 <w:sz w:val="24"/>
                 <w:szCs w:val="24"/>
                 <w:color w:val="000000"/>
@@ -722,19 +698,17 @@
                 <w:i w:val="false"/>
                 <w:b w:val="false"/>
                 <w:u w:val="none"/>
-                <w:strike w:val="false"/>
-                <w:sz w:val="24"/>
-                <w:szCs w:val="24"/>
-                <w:color w:val="000000"/>
-              </w:rPr>
-            </w:pPr>
-            <w:r>
-              <w:rPr>
-                <w:rFonts w:ascii="Times New Roman" w:hAnsi="Times New Roman" w:eastAsia="Times New Roman" w:cs="Times New Roman"/>
-                <w:i w:val="false"/>
-                <w:b w:val="false"/>
-                <w:u w:val="none"/>
-                <w:strike w:val="false"/>
+                <w:sz w:val="24"/>
+                <w:szCs w:val="24"/>
+                <w:color w:val="000000"/>
+              </w:rPr>
+            </w:pPr>
+            <w:r>
+              <w:rPr>
+                <w:rFonts w:ascii="Times New Roman" w:hAnsi="Times New Roman" w:eastAsia="Times New Roman" w:cs="Times New Roman"/>
+                <w:i w:val="false"/>
+                <w:b w:val="false"/>
+                <w:u w:val="none"/>
                 <w:sz w:val="24"/>
                 <w:szCs w:val="24"/>
                 <w:color w:val="000000"/>
@@ -776,19 +750,17 @@
                 <w:i w:val="false"/>
                 <w:b w:val="false"/>
                 <w:u w:val="none"/>
-                <w:strike w:val="false"/>
-                <w:sz w:val="24"/>
-                <w:szCs w:val="24"/>
-                <w:color w:val="000000"/>
-              </w:rPr>
-            </w:pPr>
-            <w:r>
-              <w:rPr>
-                <w:rFonts w:ascii="Times New Roman" w:hAnsi="Times New Roman" w:eastAsia="Times New Roman" w:cs="Times New Roman"/>
-                <w:i w:val="false"/>
-                <w:b w:val="false"/>
-                <w:u w:val="none"/>
-                <w:strike w:val="false"/>
+                <w:sz w:val="24"/>
+                <w:szCs w:val="24"/>
+                <w:color w:val="000000"/>
+              </w:rPr>
+            </w:pPr>
+            <w:r>
+              <w:rPr>
+                <w:rFonts w:ascii="Times New Roman" w:hAnsi="Times New Roman" w:eastAsia="Times New Roman" w:cs="Times New Roman"/>
+                <w:i w:val="false"/>
+                <w:b w:val="false"/>
+                <w:u w:val="none"/>
                 <w:sz w:val="24"/>
                 <w:szCs w:val="24"/>
                 <w:color w:val="000000"/>
@@ -830,19 +802,17 @@
                 <w:i w:val="false"/>
                 <w:b w:val="false"/>
                 <w:u w:val="none"/>
-                <w:strike w:val="false"/>
-                <w:sz w:val="24"/>
-                <w:szCs w:val="24"/>
-                <w:color w:val="000000"/>
-              </w:rPr>
-            </w:pPr>
-            <w:r>
-              <w:rPr>
-                <w:rFonts w:ascii="Times New Roman" w:hAnsi="Times New Roman" w:eastAsia="Times New Roman" w:cs="Times New Roman"/>
-                <w:i w:val="false"/>
-                <w:b w:val="false"/>
-                <w:u w:val="none"/>
-                <w:strike w:val="false"/>
+                <w:sz w:val="24"/>
+                <w:szCs w:val="24"/>
+                <w:color w:val="000000"/>
+              </w:rPr>
+            </w:pPr>
+            <w:r>
+              <w:rPr>
+                <w:rFonts w:ascii="Times New Roman" w:hAnsi="Times New Roman" w:eastAsia="Times New Roman" w:cs="Times New Roman"/>
+                <w:i w:val="false"/>
+                <w:b w:val="false"/>
+                <w:u w:val="none"/>
                 <w:sz w:val="24"/>
                 <w:szCs w:val="24"/>
                 <w:color w:val="000000"/>
@@ -854,7 +824,7 @@
       </w:tr>
       <w:tr>
         <w:trPr>
-          <w:trHeight w:val="614" w:hRule="auto"/>
+          <w:trHeight w:val="618" w:hRule="auto"/>
         </w:trPr>
         body 3
         <w:tc>
@@ -890,19 +860,17 @@
                 <w:i w:val="false"/>
                 <w:b w:val="false"/>
                 <w:u w:val="none"/>
-                <w:strike w:val="false"/>
-                <w:sz w:val="24"/>
-                <w:szCs w:val="24"/>
-                <w:color w:val="000000"/>
-              </w:rPr>
-            </w:pPr>
-            <w:r>
-              <w:rPr>
-                <w:rFonts w:ascii="Times New Roman" w:hAnsi="Times New Roman" w:eastAsia="Times New Roman" w:cs="Times New Roman"/>
-                <w:i w:val="false"/>
-                <w:b w:val="false"/>
-                <w:u w:val="none"/>
-                <w:strike w:val="false"/>
+                <w:sz w:val="24"/>
+                <w:szCs w:val="24"/>
+                <w:color w:val="000000"/>
+              </w:rPr>
+            </w:pPr>
+            <w:r>
+              <w:rPr>
+                <w:rFonts w:ascii="Times New Roman" w:hAnsi="Times New Roman" w:eastAsia="Times New Roman" w:cs="Times New Roman"/>
+                <w:i w:val="false"/>
+                <w:b w:val="false"/>
+                <w:u w:val="none"/>
                 <w:sz w:val="24"/>
                 <w:szCs w:val="24"/>
                 <w:color w:val="000000"/>
@@ -944,19 +912,17 @@
                 <w:i w:val="false"/>
                 <w:b w:val="false"/>
                 <w:u w:val="none"/>
-                <w:strike w:val="false"/>
-                <w:sz w:val="24"/>
-                <w:szCs w:val="24"/>
-                <w:color w:val="000000"/>
-              </w:rPr>
-            </w:pPr>
-            <w:r>
-              <w:rPr>
-                <w:rFonts w:ascii="Times New Roman" w:hAnsi="Times New Roman" w:eastAsia="Times New Roman" w:cs="Times New Roman"/>
-                <w:i w:val="false"/>
-                <w:b w:val="false"/>
-                <w:u w:val="none"/>
-                <w:strike w:val="false"/>
+                <w:sz w:val="24"/>
+                <w:szCs w:val="24"/>
+                <w:color w:val="000000"/>
+              </w:rPr>
+            </w:pPr>
+            <w:r>
+              <w:rPr>
+                <w:rFonts w:ascii="Times New Roman" w:hAnsi="Times New Roman" w:eastAsia="Times New Roman" w:cs="Times New Roman"/>
+                <w:i w:val="false"/>
+                <w:b w:val="false"/>
+                <w:u w:val="none"/>
                 <w:sz w:val="24"/>
                 <w:szCs w:val="24"/>
                 <w:color w:val="000000"/>
@@ -998,19 +964,17 @@
                 <w:i w:val="false"/>
                 <w:b w:val="false"/>
                 <w:u w:val="none"/>
-                <w:strike w:val="false"/>
-                <w:sz w:val="24"/>
-                <w:szCs w:val="24"/>
-                <w:color w:val="000000"/>
-              </w:rPr>
-            </w:pPr>
-            <w:r>
-              <w:rPr>
-                <w:rFonts w:ascii="Times New Roman" w:hAnsi="Times New Roman" w:eastAsia="Times New Roman" w:cs="Times New Roman"/>
-                <w:i w:val="false"/>
-                <w:b w:val="false"/>
-                <w:u w:val="none"/>
-                <w:strike w:val="false"/>
+                <w:sz w:val="24"/>
+                <w:szCs w:val="24"/>
+                <w:color w:val="000000"/>
+              </w:rPr>
+            </w:pPr>
+            <w:r>
+              <w:rPr>
+                <w:rFonts w:ascii="Times New Roman" w:hAnsi="Times New Roman" w:eastAsia="Times New Roman" w:cs="Times New Roman"/>
+                <w:i w:val="false"/>
+                <w:b w:val="false"/>
+                <w:u w:val="none"/>
                 <w:sz w:val="24"/>
                 <w:szCs w:val="24"/>
                 <w:color w:val="000000"/>
@@ -1052,19 +1016,17 @@
                 <w:i w:val="false"/>
                 <w:b w:val="false"/>
                 <w:u w:val="none"/>
-                <w:strike w:val="false"/>
-                <w:sz w:val="24"/>
-                <w:szCs w:val="24"/>
-                <w:color w:val="000000"/>
-              </w:rPr>
-            </w:pPr>
-            <w:r>
-              <w:rPr>
-                <w:rFonts w:ascii="Times New Roman" w:hAnsi="Times New Roman" w:eastAsia="Times New Roman" w:cs="Times New Roman"/>
-                <w:i w:val="false"/>
-                <w:b w:val="false"/>
-                <w:u w:val="none"/>
-                <w:strike w:val="false"/>
+                <w:sz w:val="24"/>
+                <w:szCs w:val="24"/>
+                <w:color w:val="000000"/>
+              </w:rPr>
+            </w:pPr>
+            <w:r>
+              <w:rPr>
+                <w:rFonts w:ascii="Times New Roman" w:hAnsi="Times New Roman" w:eastAsia="Times New Roman" w:cs="Times New Roman"/>
+                <w:i w:val="false"/>
+                <w:b w:val="false"/>
+                <w:u w:val="none"/>
                 <w:sz w:val="24"/>
                 <w:szCs w:val="24"/>
                 <w:color w:val="000000"/>
@@ -1106,19 +1068,17 @@
                 <w:i w:val="false"/>
                 <w:b w:val="false"/>
                 <w:u w:val="none"/>
-                <w:strike w:val="false"/>
-                <w:sz w:val="24"/>
-                <w:szCs w:val="24"/>
-                <w:color w:val="000000"/>
-              </w:rPr>
-            </w:pPr>
-            <w:r>
-              <w:rPr>
-                <w:rFonts w:ascii="Times New Roman" w:hAnsi="Times New Roman" w:eastAsia="Times New Roman" w:cs="Times New Roman"/>
-                <w:i w:val="false"/>
-                <w:b w:val="false"/>
-                <w:u w:val="none"/>
-                <w:strike w:val="false"/>
+                <w:sz w:val="24"/>
+                <w:szCs w:val="24"/>
+                <w:color w:val="000000"/>
+              </w:rPr>
+            </w:pPr>
+            <w:r>
+              <w:rPr>
+                <w:rFonts w:ascii="Times New Roman" w:hAnsi="Times New Roman" w:eastAsia="Times New Roman" w:cs="Times New Roman"/>
+                <w:i w:val="false"/>
+                <w:b w:val="false"/>
+                <w:u w:val="none"/>
                 <w:sz w:val="24"/>
                 <w:szCs w:val="24"/>
                 <w:color w:val="000000"/>
@@ -1130,7 +1090,7 @@
       </w:tr>
       <w:tr>
         <w:trPr>
-          <w:trHeight w:val="614" w:hRule="auto"/>
+          <w:trHeight w:val="618" w:hRule="auto"/>
         </w:trPr>
         body 4
         <w:tc>
@@ -1166,19 +1126,17 @@
                 <w:i w:val="false"/>
                 <w:b w:val="false"/>
                 <w:u w:val="none"/>
-                <w:strike w:val="false"/>
-                <w:sz w:val="24"/>
-                <w:szCs w:val="24"/>
-                <w:color w:val="000000"/>
-              </w:rPr>
-            </w:pPr>
-            <w:r>
-              <w:rPr>
-                <w:rFonts w:ascii="Times New Roman" w:hAnsi="Times New Roman" w:eastAsia="Times New Roman" w:cs="Times New Roman"/>
-                <w:i w:val="false"/>
-                <w:b w:val="false"/>
-                <w:u w:val="none"/>
-                <w:strike w:val="false"/>
+                <w:sz w:val="24"/>
+                <w:szCs w:val="24"/>
+                <w:color w:val="000000"/>
+              </w:rPr>
+            </w:pPr>
+            <w:r>
+              <w:rPr>
+                <w:rFonts w:ascii="Times New Roman" w:hAnsi="Times New Roman" w:eastAsia="Times New Roman" w:cs="Times New Roman"/>
+                <w:i w:val="false"/>
+                <w:b w:val="false"/>
+                <w:u w:val="none"/>
                 <w:sz w:val="24"/>
                 <w:szCs w:val="24"/>
                 <w:color w:val="000000"/>
@@ -1220,19 +1178,17 @@
                 <w:i w:val="false"/>
                 <w:b w:val="false"/>
                 <w:u w:val="none"/>
-                <w:strike w:val="false"/>
-                <w:sz w:val="24"/>
-                <w:szCs w:val="24"/>
-                <w:color w:val="000000"/>
-              </w:rPr>
-            </w:pPr>
-            <w:r>
-              <w:rPr>
-                <w:rFonts w:ascii="Times New Roman" w:hAnsi="Times New Roman" w:eastAsia="Times New Roman" w:cs="Times New Roman"/>
-                <w:i w:val="false"/>
-                <w:b w:val="false"/>
-                <w:u w:val="none"/>
-                <w:strike w:val="false"/>
+                <w:sz w:val="24"/>
+                <w:szCs w:val="24"/>
+                <w:color w:val="000000"/>
+              </w:rPr>
+            </w:pPr>
+            <w:r>
+              <w:rPr>
+                <w:rFonts w:ascii="Times New Roman" w:hAnsi="Times New Roman" w:eastAsia="Times New Roman" w:cs="Times New Roman"/>
+                <w:i w:val="false"/>
+                <w:b w:val="false"/>
+                <w:u w:val="none"/>
                 <w:sz w:val="24"/>
                 <w:szCs w:val="24"/>
                 <w:color w:val="000000"/>
@@ -1274,19 +1230,17 @@
                 <w:i w:val="false"/>
                 <w:b w:val="false"/>
                 <w:u w:val="none"/>
-                <w:strike w:val="false"/>
-                <w:sz w:val="24"/>
-                <w:szCs w:val="24"/>
-                <w:color w:val="000000"/>
-              </w:rPr>
-            </w:pPr>
-            <w:r>
-              <w:rPr>
-                <w:rFonts w:ascii="Times New Roman" w:hAnsi="Times New Roman" w:eastAsia="Times New Roman" w:cs="Times New Roman"/>
-                <w:i w:val="false"/>
-                <w:b w:val="false"/>
-                <w:u w:val="none"/>
-                <w:strike w:val="false"/>
+                <w:sz w:val="24"/>
+                <w:szCs w:val="24"/>
+                <w:color w:val="000000"/>
+              </w:rPr>
+            </w:pPr>
+            <w:r>
+              <w:rPr>
+                <w:rFonts w:ascii="Times New Roman" w:hAnsi="Times New Roman" w:eastAsia="Times New Roman" w:cs="Times New Roman"/>
+                <w:i w:val="false"/>
+                <w:b w:val="false"/>
+                <w:u w:val="none"/>
                 <w:sz w:val="24"/>
                 <w:szCs w:val="24"/>
                 <w:color w:val="000000"/>
@@ -1328,19 +1282,17 @@
                 <w:i w:val="false"/>
                 <w:b w:val="false"/>
                 <w:u w:val="none"/>
-                <w:strike w:val="false"/>
-                <w:sz w:val="24"/>
-                <w:szCs w:val="24"/>
-                <w:color w:val="000000"/>
-              </w:rPr>
-            </w:pPr>
-            <w:r>
-              <w:rPr>
-                <w:rFonts w:ascii="Times New Roman" w:hAnsi="Times New Roman" w:eastAsia="Times New Roman" w:cs="Times New Roman"/>
-                <w:i w:val="false"/>
-                <w:b w:val="false"/>
-                <w:u w:val="none"/>
-                <w:strike w:val="false"/>
+                <w:sz w:val="24"/>
+                <w:szCs w:val="24"/>
+                <w:color w:val="000000"/>
+              </w:rPr>
+            </w:pPr>
+            <w:r>
+              <w:rPr>
+                <w:rFonts w:ascii="Times New Roman" w:hAnsi="Times New Roman" w:eastAsia="Times New Roman" w:cs="Times New Roman"/>
+                <w:i w:val="false"/>
+                <w:b w:val="false"/>
+                <w:u w:val="none"/>
                 <w:sz w:val="24"/>
                 <w:szCs w:val="24"/>
                 <w:color w:val="000000"/>
@@ -1382,19 +1334,17 @@
                 <w:i w:val="false"/>
                 <w:b w:val="false"/>
                 <w:u w:val="none"/>
-                <w:strike w:val="false"/>
-                <w:sz w:val="24"/>
-                <w:szCs w:val="24"/>
-                <w:color w:val="000000"/>
-              </w:rPr>
-            </w:pPr>
-            <w:r>
-              <w:rPr>
-                <w:rFonts w:ascii="Times New Roman" w:hAnsi="Times New Roman" w:eastAsia="Times New Roman" w:cs="Times New Roman"/>
-                <w:i w:val="false"/>
-                <w:b w:val="false"/>
-                <w:u w:val="none"/>
-                <w:strike w:val="false"/>
+                <w:sz w:val="24"/>
+                <w:szCs w:val="24"/>
+                <w:color w:val="000000"/>
+              </w:rPr>
+            </w:pPr>
+            <w:r>
+              <w:rPr>
+                <w:rFonts w:ascii="Times New Roman" w:hAnsi="Times New Roman" w:eastAsia="Times New Roman" w:cs="Times New Roman"/>
+                <w:i w:val="false"/>
+                <w:b w:val="false"/>
+                <w:u w:val="none"/>
                 <w:sz w:val="24"/>
                 <w:szCs w:val="24"/>
                 <w:color w:val="000000"/>
@@ -1406,7 +1356,7 @@
       </w:tr>
       <w:tr>
         <w:trPr>
-          <w:trHeight w:val="614" w:hRule="auto"/>
+          <w:trHeight w:val="618" w:hRule="auto"/>
         </w:trPr>
         body 5
         <w:tc>
@@ -1442,19 +1392,17 @@
                 <w:i w:val="false"/>
                 <w:b w:val="false"/>
                 <w:u w:val="none"/>
-                <w:strike w:val="false"/>
-                <w:sz w:val="24"/>
-                <w:szCs w:val="24"/>
-                <w:color w:val="000000"/>
-              </w:rPr>
-            </w:pPr>
-            <w:r>
-              <w:rPr>
-                <w:rFonts w:ascii="Times New Roman" w:hAnsi="Times New Roman" w:eastAsia="Times New Roman" w:cs="Times New Roman"/>
-                <w:i w:val="false"/>
-                <w:b w:val="false"/>
-                <w:u w:val="none"/>
-                <w:strike w:val="false"/>
+                <w:sz w:val="24"/>
+                <w:szCs w:val="24"/>
+                <w:color w:val="000000"/>
+              </w:rPr>
+            </w:pPr>
+            <w:r>
+              <w:rPr>
+                <w:rFonts w:ascii="Times New Roman" w:hAnsi="Times New Roman" w:eastAsia="Times New Roman" w:cs="Times New Roman"/>
+                <w:i w:val="false"/>
+                <w:b w:val="false"/>
+                <w:u w:val="none"/>
                 <w:sz w:val="24"/>
                 <w:szCs w:val="24"/>
                 <w:color w:val="000000"/>
@@ -1496,19 +1444,17 @@
                 <w:i w:val="false"/>
                 <w:b w:val="false"/>
                 <w:u w:val="none"/>
-                <w:strike w:val="false"/>
-                <w:sz w:val="24"/>
-                <w:szCs w:val="24"/>
-                <w:color w:val="000000"/>
-              </w:rPr>
-            </w:pPr>
-            <w:r>
-              <w:rPr>
-                <w:rFonts w:ascii="Times New Roman" w:hAnsi="Times New Roman" w:eastAsia="Times New Roman" w:cs="Times New Roman"/>
-                <w:i w:val="false"/>
-                <w:b w:val="false"/>
-                <w:u w:val="none"/>
-                <w:strike w:val="false"/>
+                <w:sz w:val="24"/>
+                <w:szCs w:val="24"/>
+                <w:color w:val="000000"/>
+              </w:rPr>
+            </w:pPr>
+            <w:r>
+              <w:rPr>
+                <w:rFonts w:ascii="Times New Roman" w:hAnsi="Times New Roman" w:eastAsia="Times New Roman" w:cs="Times New Roman"/>
+                <w:i w:val="false"/>
+                <w:b w:val="false"/>
+                <w:u w:val="none"/>
                 <w:sz w:val="24"/>
                 <w:szCs w:val="24"/>
                 <w:color w:val="000000"/>
@@ -1550,19 +1496,17 @@
                 <w:i w:val="false"/>
                 <w:b w:val="false"/>
                 <w:u w:val="none"/>
-                <w:strike w:val="false"/>
-                <w:sz w:val="24"/>
-                <w:szCs w:val="24"/>
-                <w:color w:val="000000"/>
-              </w:rPr>
-            </w:pPr>
-            <w:r>
-              <w:rPr>
-                <w:rFonts w:ascii="Times New Roman" w:hAnsi="Times New Roman" w:eastAsia="Times New Roman" w:cs="Times New Roman"/>
-                <w:i w:val="false"/>
-                <w:b w:val="false"/>
-                <w:u w:val="none"/>
-                <w:strike w:val="false"/>
+                <w:sz w:val="24"/>
+                <w:szCs w:val="24"/>
+                <w:color w:val="000000"/>
+              </w:rPr>
+            </w:pPr>
+            <w:r>
+              <w:rPr>
+                <w:rFonts w:ascii="Times New Roman" w:hAnsi="Times New Roman" w:eastAsia="Times New Roman" w:cs="Times New Roman"/>
+                <w:i w:val="false"/>
+                <w:b w:val="false"/>
+                <w:u w:val="none"/>
                 <w:sz w:val="24"/>
                 <w:szCs w:val="24"/>
                 <w:color w:val="000000"/>
@@ -1604,19 +1548,17 @@
                 <w:i w:val="false"/>
                 <w:b w:val="false"/>
                 <w:u w:val="none"/>
-                <w:strike w:val="false"/>
-                <w:sz w:val="24"/>
-                <w:szCs w:val="24"/>
-                <w:color w:val="000000"/>
-              </w:rPr>
-            </w:pPr>
-            <w:r>
-              <w:rPr>
-                <w:rFonts w:ascii="Times New Roman" w:hAnsi="Times New Roman" w:eastAsia="Times New Roman" w:cs="Times New Roman"/>
-                <w:i w:val="false"/>
-                <w:b w:val="false"/>
-                <w:u w:val="none"/>
-                <w:strike w:val="false"/>
+                <w:sz w:val="24"/>
+                <w:szCs w:val="24"/>
+                <w:color w:val="000000"/>
+              </w:rPr>
+            </w:pPr>
+            <w:r>
+              <w:rPr>
+                <w:rFonts w:ascii="Times New Roman" w:hAnsi="Times New Roman" w:eastAsia="Times New Roman" w:cs="Times New Roman"/>
+                <w:i w:val="false"/>
+                <w:b w:val="false"/>
+                <w:u w:val="none"/>
                 <w:sz w:val="24"/>
                 <w:szCs w:val="24"/>
                 <w:color w:val="000000"/>
@@ -1658,19 +1600,17 @@
                 <w:i w:val="false"/>
                 <w:b w:val="false"/>
                 <w:u w:val="none"/>
-                <w:strike w:val="false"/>
-                <w:sz w:val="24"/>
-                <w:szCs w:val="24"/>
-                <w:color w:val="000000"/>
-              </w:rPr>
-            </w:pPr>
-            <w:r>
-              <w:rPr>
-                <w:rFonts w:ascii="Times New Roman" w:hAnsi="Times New Roman" w:eastAsia="Times New Roman" w:cs="Times New Roman"/>
-                <w:i w:val="false"/>
-                <w:b w:val="false"/>
-                <w:u w:val="none"/>
-                <w:strike w:val="false"/>
+                <w:sz w:val="24"/>
+                <w:szCs w:val="24"/>
+                <w:color w:val="000000"/>
+              </w:rPr>
+            </w:pPr>
+            <w:r>
+              <w:rPr>
+                <w:rFonts w:ascii="Times New Roman" w:hAnsi="Times New Roman" w:eastAsia="Times New Roman" w:cs="Times New Roman"/>
+                <w:i w:val="false"/>
+                <w:b w:val="false"/>
+                <w:u w:val="none"/>
                 <w:sz w:val="24"/>
                 <w:szCs w:val="24"/>
                 <w:color w:val="000000"/>
@@ -1682,7 +1622,7 @@
       </w:tr>
       <w:tr>
         <w:trPr>
-          <w:trHeight w:val="614" w:hRule="auto"/>
+          <w:trHeight w:val="618" w:hRule="auto"/>
         </w:trPr>
         body 6
         <w:tc>
@@ -1718,19 +1658,17 @@
                 <w:i w:val="false"/>
                 <w:b w:val="false"/>
                 <w:u w:val="none"/>
-                <w:strike w:val="false"/>
-                <w:sz w:val="24"/>
-                <w:szCs w:val="24"/>
-                <w:color w:val="000000"/>
-              </w:rPr>
-            </w:pPr>
-            <w:r>
-              <w:rPr>
-                <w:rFonts w:ascii="Times New Roman" w:hAnsi="Times New Roman" w:eastAsia="Times New Roman" w:cs="Times New Roman"/>
-                <w:i w:val="false"/>
-                <w:b w:val="false"/>
-                <w:u w:val="none"/>
-                <w:strike w:val="false"/>
+                <w:sz w:val="24"/>
+                <w:szCs w:val="24"/>
+                <w:color w:val="000000"/>
+              </w:rPr>
+            </w:pPr>
+            <w:r>
+              <w:rPr>
+                <w:rFonts w:ascii="Times New Roman" w:hAnsi="Times New Roman" w:eastAsia="Times New Roman" w:cs="Times New Roman"/>
+                <w:i w:val="false"/>
+                <w:b w:val="false"/>
+                <w:u w:val="none"/>
                 <w:sz w:val="24"/>
                 <w:szCs w:val="24"/>
                 <w:color w:val="000000"/>
@@ -1772,19 +1710,17 @@
                 <w:i w:val="false"/>
                 <w:b w:val="false"/>
                 <w:u w:val="none"/>
-                <w:strike w:val="false"/>
-                <w:sz w:val="24"/>
-                <w:szCs w:val="24"/>
-                <w:color w:val="000000"/>
-              </w:rPr>
-            </w:pPr>
-            <w:r>
-              <w:rPr>
-                <w:rFonts w:ascii="Times New Roman" w:hAnsi="Times New Roman" w:eastAsia="Times New Roman" w:cs="Times New Roman"/>
-                <w:i w:val="false"/>
-                <w:b w:val="false"/>
-                <w:u w:val="none"/>
-                <w:strike w:val="false"/>
+                <w:sz w:val="24"/>
+                <w:szCs w:val="24"/>
+                <w:color w:val="000000"/>
+              </w:rPr>
+            </w:pPr>
+            <w:r>
+              <w:rPr>
+                <w:rFonts w:ascii="Times New Roman" w:hAnsi="Times New Roman" w:eastAsia="Times New Roman" w:cs="Times New Roman"/>
+                <w:i w:val="false"/>
+                <w:b w:val="false"/>
+                <w:u w:val="none"/>
                 <w:sz w:val="24"/>
                 <w:szCs w:val="24"/>
                 <w:color w:val="000000"/>
@@ -1826,19 +1762,17 @@
                 <w:i w:val="false"/>
                 <w:b w:val="false"/>
                 <w:u w:val="none"/>
-                <w:strike w:val="false"/>
-                <w:sz w:val="24"/>
-                <w:szCs w:val="24"/>
-                <w:color w:val="000000"/>
-              </w:rPr>
-            </w:pPr>
-            <w:r>
-              <w:rPr>
-                <w:rFonts w:ascii="Times New Roman" w:hAnsi="Times New Roman" w:eastAsia="Times New Roman" w:cs="Times New Roman"/>
-                <w:i w:val="false"/>
-                <w:b w:val="false"/>
-                <w:u w:val="none"/>
-                <w:strike w:val="false"/>
+                <w:sz w:val="24"/>
+                <w:szCs w:val="24"/>
+                <w:color w:val="000000"/>
+              </w:rPr>
+            </w:pPr>
+            <w:r>
+              <w:rPr>
+                <w:rFonts w:ascii="Times New Roman" w:hAnsi="Times New Roman" w:eastAsia="Times New Roman" w:cs="Times New Roman"/>
+                <w:i w:val="false"/>
+                <w:b w:val="false"/>
+                <w:u w:val="none"/>
                 <w:sz w:val="24"/>
                 <w:szCs w:val="24"/>
                 <w:color w:val="000000"/>
@@ -1880,19 +1814,17 @@
                 <w:i w:val="false"/>
                 <w:b w:val="false"/>
                 <w:u w:val="none"/>
-                <w:strike w:val="false"/>
-                <w:sz w:val="24"/>
-                <w:szCs w:val="24"/>
-                <w:color w:val="000000"/>
-              </w:rPr>
-            </w:pPr>
-            <w:r>
-              <w:rPr>
-                <w:rFonts w:ascii="Times New Roman" w:hAnsi="Times New Roman" w:eastAsia="Times New Roman" w:cs="Times New Roman"/>
-                <w:i w:val="false"/>
-                <w:b w:val="false"/>
-                <w:u w:val="none"/>
-                <w:strike w:val="false"/>
+                <w:sz w:val="24"/>
+                <w:szCs w:val="24"/>
+                <w:color w:val="000000"/>
+              </w:rPr>
+            </w:pPr>
+            <w:r>
+              <w:rPr>
+                <w:rFonts w:ascii="Times New Roman" w:hAnsi="Times New Roman" w:eastAsia="Times New Roman" w:cs="Times New Roman"/>
+                <w:i w:val="false"/>
+                <w:b w:val="false"/>
+                <w:u w:val="none"/>
                 <w:sz w:val="24"/>
                 <w:szCs w:val="24"/>
                 <w:color w:val="000000"/>
@@ -1934,19 +1866,17 @@
                 <w:i w:val="false"/>
                 <w:b w:val="false"/>
                 <w:u w:val="none"/>
-                <w:strike w:val="false"/>
-                <w:sz w:val="24"/>
-                <w:szCs w:val="24"/>
-                <w:color w:val="000000"/>
-              </w:rPr>
-            </w:pPr>
-            <w:r>
-              <w:rPr>
-                <w:rFonts w:ascii="Times New Roman" w:hAnsi="Times New Roman" w:eastAsia="Times New Roman" w:cs="Times New Roman"/>
-                <w:i w:val="false"/>
-                <w:b w:val="false"/>
-                <w:u w:val="none"/>
-                <w:strike w:val="false"/>
+                <w:sz w:val="24"/>
+                <w:szCs w:val="24"/>
+                <w:color w:val="000000"/>
+              </w:rPr>
+            </w:pPr>
+            <w:r>
+              <w:rPr>
+                <w:rFonts w:ascii="Times New Roman" w:hAnsi="Times New Roman" w:eastAsia="Times New Roman" w:cs="Times New Roman"/>
+                <w:i w:val="false"/>
+                <w:b w:val="false"/>
+                <w:u w:val="none"/>
                 <w:sz w:val="24"/>
                 <w:szCs w:val="24"/>
                 <w:color w:val="000000"/>
@@ -1958,7 +1888,7 @@
       </w:tr>
       <w:tr>
         <w:trPr>
-          <w:trHeight w:val="614" w:hRule="auto"/>
+          <w:trHeight w:val="618" w:hRule="auto"/>
         </w:trPr>
         body 7
         <w:tc>
@@ -1994,19 +1924,17 @@
                 <w:i w:val="false"/>
                 <w:b w:val="false"/>
                 <w:u w:val="none"/>
-                <w:strike w:val="false"/>
-                <w:sz w:val="24"/>
-                <w:szCs w:val="24"/>
-                <w:color w:val="000000"/>
-              </w:rPr>
-            </w:pPr>
-            <w:r>
-              <w:rPr>
-                <w:rFonts w:ascii="Times New Roman" w:hAnsi="Times New Roman" w:eastAsia="Times New Roman" w:cs="Times New Roman"/>
-                <w:i w:val="false"/>
-                <w:b w:val="false"/>
-                <w:u w:val="none"/>
-                <w:strike w:val="false"/>
+                <w:sz w:val="24"/>
+                <w:szCs w:val="24"/>
+                <w:color w:val="000000"/>
+              </w:rPr>
+            </w:pPr>
+            <w:r>
+              <w:rPr>
+                <w:rFonts w:ascii="Times New Roman" w:hAnsi="Times New Roman" w:eastAsia="Times New Roman" w:cs="Times New Roman"/>
+                <w:i w:val="false"/>
+                <w:b w:val="false"/>
+                <w:u w:val="none"/>
                 <w:sz w:val="24"/>
                 <w:szCs w:val="24"/>
                 <w:color w:val="000000"/>
@@ -2048,19 +1976,17 @@
                 <w:i w:val="false"/>
                 <w:b w:val="false"/>
                 <w:u w:val="none"/>
-                <w:strike w:val="false"/>
-                <w:sz w:val="24"/>
-                <w:szCs w:val="24"/>
-                <w:color w:val="000000"/>
-              </w:rPr>
-            </w:pPr>
-            <w:r>
-              <w:rPr>
-                <w:rFonts w:ascii="Times New Roman" w:hAnsi="Times New Roman" w:eastAsia="Times New Roman" w:cs="Times New Roman"/>
-                <w:i w:val="false"/>
-                <w:b w:val="false"/>
-                <w:u w:val="none"/>
-                <w:strike w:val="false"/>
+                <w:sz w:val="24"/>
+                <w:szCs w:val="24"/>
+                <w:color w:val="000000"/>
+              </w:rPr>
+            </w:pPr>
+            <w:r>
+              <w:rPr>
+                <w:rFonts w:ascii="Times New Roman" w:hAnsi="Times New Roman" w:eastAsia="Times New Roman" w:cs="Times New Roman"/>
+                <w:i w:val="false"/>
+                <w:b w:val="false"/>
+                <w:u w:val="none"/>
                 <w:sz w:val="24"/>
                 <w:szCs w:val="24"/>
                 <w:color w:val="000000"/>
@@ -2102,19 +2028,17 @@
                 <w:i w:val="false"/>
                 <w:b w:val="false"/>
                 <w:u w:val="none"/>
-                <w:strike w:val="false"/>
-                <w:sz w:val="24"/>
-                <w:szCs w:val="24"/>
-                <w:color w:val="000000"/>
-              </w:rPr>
-            </w:pPr>
-            <w:r>
-              <w:rPr>
-                <w:rFonts w:ascii="Times New Roman" w:hAnsi="Times New Roman" w:eastAsia="Times New Roman" w:cs="Times New Roman"/>
-                <w:i w:val="false"/>
-                <w:b w:val="false"/>
-                <w:u w:val="none"/>
-                <w:strike w:val="false"/>
+                <w:sz w:val="24"/>
+                <w:szCs w:val="24"/>
+                <w:color w:val="000000"/>
+              </w:rPr>
+            </w:pPr>
+            <w:r>
+              <w:rPr>
+                <w:rFonts w:ascii="Times New Roman" w:hAnsi="Times New Roman" w:eastAsia="Times New Roman" w:cs="Times New Roman"/>
+                <w:i w:val="false"/>
+                <w:b w:val="false"/>
+                <w:u w:val="none"/>
                 <w:sz w:val="24"/>
                 <w:szCs w:val="24"/>
                 <w:color w:val="000000"/>
@@ -2156,19 +2080,17 @@
                 <w:i w:val="false"/>
                 <w:b w:val="false"/>
                 <w:u w:val="none"/>
-                <w:strike w:val="false"/>
-                <w:sz w:val="24"/>
-                <w:szCs w:val="24"/>
-                <w:color w:val="000000"/>
-              </w:rPr>
-            </w:pPr>
-            <w:r>
-              <w:rPr>
-                <w:rFonts w:ascii="Times New Roman" w:hAnsi="Times New Roman" w:eastAsia="Times New Roman" w:cs="Times New Roman"/>
-                <w:i w:val="false"/>
-                <w:b w:val="false"/>
-                <w:u w:val="none"/>
-                <w:strike w:val="false"/>
+                <w:sz w:val="24"/>
+                <w:szCs w:val="24"/>
+                <w:color w:val="000000"/>
+              </w:rPr>
+            </w:pPr>
+            <w:r>
+              <w:rPr>
+                <w:rFonts w:ascii="Times New Roman" w:hAnsi="Times New Roman" w:eastAsia="Times New Roman" w:cs="Times New Roman"/>
+                <w:i w:val="false"/>
+                <w:b w:val="false"/>
+                <w:u w:val="none"/>
                 <w:sz w:val="24"/>
                 <w:szCs w:val="24"/>
                 <w:color w:val="000000"/>
@@ -2210,19 +2132,17 @@
                 <w:i w:val="false"/>
                 <w:b w:val="false"/>
                 <w:u w:val="none"/>
-                <w:strike w:val="false"/>
-                <w:sz w:val="24"/>
-                <w:szCs w:val="24"/>
-                <w:color w:val="000000"/>
-              </w:rPr>
-            </w:pPr>
-            <w:r>
-              <w:rPr>
-                <w:rFonts w:ascii="Times New Roman" w:hAnsi="Times New Roman" w:eastAsia="Times New Roman" w:cs="Times New Roman"/>
-                <w:i w:val="false"/>
-                <w:b w:val="false"/>
-                <w:u w:val="none"/>
-                <w:strike w:val="false"/>
+                <w:sz w:val="24"/>
+                <w:szCs w:val="24"/>
+                <w:color w:val="000000"/>
+              </w:rPr>
+            </w:pPr>
+            <w:r>
+              <w:rPr>
+                <w:rFonts w:ascii="Times New Roman" w:hAnsi="Times New Roman" w:eastAsia="Times New Roman" w:cs="Times New Roman"/>
+                <w:i w:val="false"/>
+                <w:b w:val="false"/>
+                <w:u w:val="none"/>
                 <w:sz w:val="24"/>
                 <w:szCs w:val="24"/>
                 <w:color w:val="000000"/>
@@ -2234,7 +2154,7 @@
       </w:tr>
       <w:tr>
         <w:trPr>
-          <w:trHeight w:val="614" w:hRule="auto"/>
+          <w:trHeight w:val="618" w:hRule="auto"/>
         </w:trPr>
         body 8
         <w:tc>
@@ -2270,19 +2190,17 @@
                 <w:i w:val="false"/>
                 <w:b w:val="false"/>
                 <w:u w:val="none"/>
-                <w:strike w:val="false"/>
-                <w:sz w:val="24"/>
-                <w:szCs w:val="24"/>
-                <w:color w:val="000000"/>
-              </w:rPr>
-            </w:pPr>
-            <w:r>
-              <w:rPr>
-                <w:rFonts w:ascii="Times New Roman" w:hAnsi="Times New Roman" w:eastAsia="Times New Roman" w:cs="Times New Roman"/>
-                <w:i w:val="false"/>
-                <w:b w:val="false"/>
-                <w:u w:val="none"/>
-                <w:strike w:val="false"/>
+                <w:sz w:val="24"/>
+                <w:szCs w:val="24"/>
+                <w:color w:val="000000"/>
+              </w:rPr>
+            </w:pPr>
+            <w:r>
+              <w:rPr>
+                <w:rFonts w:ascii="Times New Roman" w:hAnsi="Times New Roman" w:eastAsia="Times New Roman" w:cs="Times New Roman"/>
+                <w:i w:val="false"/>
+                <w:b w:val="false"/>
+                <w:u w:val="none"/>
                 <w:sz w:val="24"/>
                 <w:szCs w:val="24"/>
                 <w:color w:val="000000"/>
@@ -2324,19 +2242,17 @@
                 <w:i w:val="false"/>
                 <w:b w:val="false"/>
                 <w:u w:val="none"/>
-                <w:strike w:val="false"/>
-                <w:sz w:val="24"/>
-                <w:szCs w:val="24"/>
-                <w:color w:val="000000"/>
-              </w:rPr>
-            </w:pPr>
-            <w:r>
-              <w:rPr>
-                <w:rFonts w:ascii="Times New Roman" w:hAnsi="Times New Roman" w:eastAsia="Times New Roman" w:cs="Times New Roman"/>
-                <w:i w:val="false"/>
-                <w:b w:val="false"/>
-                <w:u w:val="none"/>
-                <w:strike w:val="false"/>
+                <w:sz w:val="24"/>
+                <w:szCs w:val="24"/>
+                <w:color w:val="000000"/>
+              </w:rPr>
+            </w:pPr>
+            <w:r>
+              <w:rPr>
+                <w:rFonts w:ascii="Times New Roman" w:hAnsi="Times New Roman" w:eastAsia="Times New Roman" w:cs="Times New Roman"/>
+                <w:i w:val="false"/>
+                <w:b w:val="false"/>
+                <w:u w:val="none"/>
                 <w:sz w:val="24"/>
                 <w:szCs w:val="24"/>
                 <w:color w:val="000000"/>
@@ -2378,19 +2294,17 @@
                 <w:i w:val="false"/>
                 <w:b w:val="false"/>
                 <w:u w:val="none"/>
-                <w:strike w:val="false"/>
-                <w:sz w:val="24"/>
-                <w:szCs w:val="24"/>
-                <w:color w:val="000000"/>
-              </w:rPr>
-            </w:pPr>
-            <w:r>
-              <w:rPr>
-                <w:rFonts w:ascii="Times New Roman" w:hAnsi="Times New Roman" w:eastAsia="Times New Roman" w:cs="Times New Roman"/>
-                <w:i w:val="false"/>
-                <w:b w:val="false"/>
-                <w:u w:val="none"/>
-                <w:strike w:val="false"/>
+                <w:sz w:val="24"/>
+                <w:szCs w:val="24"/>
+                <w:color w:val="000000"/>
+              </w:rPr>
+            </w:pPr>
+            <w:r>
+              <w:rPr>
+                <w:rFonts w:ascii="Times New Roman" w:hAnsi="Times New Roman" w:eastAsia="Times New Roman" w:cs="Times New Roman"/>
+                <w:i w:val="false"/>
+                <w:b w:val="false"/>
+                <w:u w:val="none"/>
                 <w:sz w:val="24"/>
                 <w:szCs w:val="24"/>
                 <w:color w:val="000000"/>
@@ -2432,19 +2346,17 @@
                 <w:i w:val="false"/>
                 <w:b w:val="false"/>
                 <w:u w:val="none"/>
-                <w:strike w:val="false"/>
-                <w:sz w:val="24"/>
-                <w:szCs w:val="24"/>
-                <w:color w:val="000000"/>
-              </w:rPr>
-            </w:pPr>
-            <w:r>
-              <w:rPr>
-                <w:rFonts w:ascii="Times New Roman" w:hAnsi="Times New Roman" w:eastAsia="Times New Roman" w:cs="Times New Roman"/>
-                <w:i w:val="false"/>
-                <w:b w:val="false"/>
-                <w:u w:val="none"/>
-                <w:strike w:val="false"/>
+                <w:sz w:val="24"/>
+                <w:szCs w:val="24"/>
+                <w:color w:val="000000"/>
+              </w:rPr>
+            </w:pPr>
+            <w:r>
+              <w:rPr>
+                <w:rFonts w:ascii="Times New Roman" w:hAnsi="Times New Roman" w:eastAsia="Times New Roman" w:cs="Times New Roman"/>
+                <w:i w:val="false"/>
+                <w:b w:val="false"/>
+                <w:u w:val="none"/>
                 <w:sz w:val="24"/>
                 <w:szCs w:val="24"/>
                 <w:color w:val="000000"/>
@@ -2486,19 +2398,17 @@
                 <w:i w:val="false"/>
                 <w:b w:val="false"/>
                 <w:u w:val="none"/>
-                <w:strike w:val="false"/>
-                <w:sz w:val="24"/>
-                <w:szCs w:val="24"/>
-                <w:color w:val="000000"/>
-              </w:rPr>
-            </w:pPr>
-            <w:r>
-              <w:rPr>
-                <w:rFonts w:ascii="Times New Roman" w:hAnsi="Times New Roman" w:eastAsia="Times New Roman" w:cs="Times New Roman"/>
-                <w:i w:val="false"/>
-                <w:b w:val="false"/>
-                <w:u w:val="none"/>
-                <w:strike w:val="false"/>
+                <w:sz w:val="24"/>
+                <w:szCs w:val="24"/>
+                <w:color w:val="000000"/>
+              </w:rPr>
+            </w:pPr>
+            <w:r>
+              <w:rPr>
+                <w:rFonts w:ascii="Times New Roman" w:hAnsi="Times New Roman" w:eastAsia="Times New Roman" w:cs="Times New Roman"/>
+                <w:i w:val="false"/>
+                <w:b w:val="false"/>
+                <w:u w:val="none"/>
                 <w:sz w:val="24"/>
                 <w:szCs w:val="24"/>
                 <w:color w:val="000000"/>
@@ -2510,7 +2420,7 @@
       </w:tr>
       <w:tr>
         <w:trPr>
-          <w:trHeight w:val="614" w:hRule="auto"/>
+          <w:trHeight w:val="618" w:hRule="auto"/>
         </w:trPr>
         body 9
         <w:tc>
@@ -2546,19 +2456,17 @@
                 <w:i w:val="false"/>
                 <w:b w:val="false"/>
                 <w:u w:val="none"/>
-                <w:strike w:val="false"/>
-                <w:sz w:val="24"/>
-                <w:szCs w:val="24"/>
-                <w:color w:val="000000"/>
-              </w:rPr>
-            </w:pPr>
-            <w:r>
-              <w:rPr>
-                <w:rFonts w:ascii="Times New Roman" w:hAnsi="Times New Roman" w:eastAsia="Times New Roman" w:cs="Times New Roman"/>
-                <w:i w:val="false"/>
-                <w:b w:val="false"/>
-                <w:u w:val="none"/>
-                <w:strike w:val="false"/>
+                <w:sz w:val="24"/>
+                <w:szCs w:val="24"/>
+                <w:color w:val="000000"/>
+              </w:rPr>
+            </w:pPr>
+            <w:r>
+              <w:rPr>
+                <w:rFonts w:ascii="Times New Roman" w:hAnsi="Times New Roman" w:eastAsia="Times New Roman" w:cs="Times New Roman"/>
+                <w:i w:val="false"/>
+                <w:b w:val="false"/>
+                <w:u w:val="none"/>
                 <w:sz w:val="24"/>
                 <w:szCs w:val="24"/>
                 <w:color w:val="000000"/>
@@ -2600,19 +2508,17 @@
                 <w:i w:val="false"/>
                 <w:b w:val="false"/>
                 <w:u w:val="none"/>
-                <w:strike w:val="false"/>
-                <w:sz w:val="24"/>
-                <w:szCs w:val="24"/>
-                <w:color w:val="000000"/>
-              </w:rPr>
-            </w:pPr>
-            <w:r>
-              <w:rPr>
-                <w:rFonts w:ascii="Times New Roman" w:hAnsi="Times New Roman" w:eastAsia="Times New Roman" w:cs="Times New Roman"/>
-                <w:i w:val="false"/>
-                <w:b w:val="false"/>
-                <w:u w:val="none"/>
-                <w:strike w:val="false"/>
+                <w:sz w:val="24"/>
+                <w:szCs w:val="24"/>
+                <w:color w:val="000000"/>
+              </w:rPr>
+            </w:pPr>
+            <w:r>
+              <w:rPr>
+                <w:rFonts w:ascii="Times New Roman" w:hAnsi="Times New Roman" w:eastAsia="Times New Roman" w:cs="Times New Roman"/>
+                <w:i w:val="false"/>
+                <w:b w:val="false"/>
+                <w:u w:val="none"/>
                 <w:sz w:val="24"/>
                 <w:szCs w:val="24"/>
                 <w:color w:val="000000"/>
@@ -2654,19 +2560,17 @@
                 <w:i w:val="false"/>
                 <w:b w:val="false"/>
                 <w:u w:val="none"/>
-                <w:strike w:val="false"/>
-                <w:sz w:val="24"/>
-                <w:szCs w:val="24"/>
-                <w:color w:val="000000"/>
-              </w:rPr>
-            </w:pPr>
-            <w:r>
-              <w:rPr>
-                <w:rFonts w:ascii="Times New Roman" w:hAnsi="Times New Roman" w:eastAsia="Times New Roman" w:cs="Times New Roman"/>
-                <w:i w:val="false"/>
-                <w:b w:val="false"/>
-                <w:u w:val="none"/>
-                <w:strike w:val="false"/>
+                <w:sz w:val="24"/>
+                <w:szCs w:val="24"/>
+                <w:color w:val="000000"/>
+              </w:rPr>
+            </w:pPr>
+            <w:r>
+              <w:rPr>
+                <w:rFonts w:ascii="Times New Roman" w:hAnsi="Times New Roman" w:eastAsia="Times New Roman" w:cs="Times New Roman"/>
+                <w:i w:val="false"/>
+                <w:b w:val="false"/>
+                <w:u w:val="none"/>
                 <w:sz w:val="24"/>
                 <w:szCs w:val="24"/>
                 <w:color w:val="000000"/>
@@ -2708,19 +2612,17 @@
                 <w:i w:val="false"/>
                 <w:b w:val="false"/>
                 <w:u w:val="none"/>
-                <w:strike w:val="false"/>
-                <w:sz w:val="24"/>
-                <w:szCs w:val="24"/>
-                <w:color w:val="000000"/>
-              </w:rPr>
-            </w:pPr>
-            <w:r>
-              <w:rPr>
-                <w:rFonts w:ascii="Times New Roman" w:hAnsi="Times New Roman" w:eastAsia="Times New Roman" w:cs="Times New Roman"/>
-                <w:i w:val="false"/>
-                <w:b w:val="false"/>
-                <w:u w:val="none"/>
-                <w:strike w:val="false"/>
+                <w:sz w:val="24"/>
+                <w:szCs w:val="24"/>
+                <w:color w:val="000000"/>
+              </w:rPr>
+            </w:pPr>
+            <w:r>
+              <w:rPr>
+                <w:rFonts w:ascii="Times New Roman" w:hAnsi="Times New Roman" w:eastAsia="Times New Roman" w:cs="Times New Roman"/>
+                <w:i w:val="false"/>
+                <w:b w:val="false"/>
+                <w:u w:val="none"/>
                 <w:sz w:val="24"/>
                 <w:szCs w:val="24"/>
                 <w:color w:val="000000"/>
@@ -2762,19 +2664,17 @@
                 <w:i w:val="false"/>
                 <w:b w:val="false"/>
                 <w:u w:val="none"/>
-                <w:strike w:val="false"/>
-                <w:sz w:val="24"/>
-                <w:szCs w:val="24"/>
-                <w:color w:val="000000"/>
-              </w:rPr>
-            </w:pPr>
-            <w:r>
-              <w:rPr>
-                <w:rFonts w:ascii="Times New Roman" w:hAnsi="Times New Roman" w:eastAsia="Times New Roman" w:cs="Times New Roman"/>
-                <w:i w:val="false"/>
-                <w:b w:val="false"/>
-                <w:u w:val="none"/>
-                <w:strike w:val="false"/>
+                <w:sz w:val="24"/>
+                <w:szCs w:val="24"/>
+                <w:color w:val="000000"/>
+              </w:rPr>
+            </w:pPr>
+            <w:r>
+              <w:rPr>
+                <w:rFonts w:ascii="Times New Roman" w:hAnsi="Times New Roman" w:eastAsia="Times New Roman" w:cs="Times New Roman"/>
+                <w:i w:val="false"/>
+                <w:b w:val="false"/>
+                <w:u w:val="none"/>
                 <w:sz w:val="24"/>
                 <w:szCs w:val="24"/>
                 <w:color w:val="000000"/>
@@ -2786,7 +2686,7 @@
       </w:tr>
       <w:tr>
         <w:trPr>
-          <w:trHeight w:val="614" w:hRule="auto"/>
+          <w:trHeight w:val="618" w:hRule="auto"/>
         </w:trPr>
         body10
         <w:tc>
@@ -2822,19 +2722,17 @@
                 <w:i w:val="false"/>
                 <w:b w:val="false"/>
                 <w:u w:val="none"/>
-                <w:strike w:val="false"/>
-                <w:sz w:val="24"/>
-                <w:szCs w:val="24"/>
-                <w:color w:val="000000"/>
-              </w:rPr>
-            </w:pPr>
-            <w:r>
-              <w:rPr>
-                <w:rFonts w:ascii="Times New Roman" w:hAnsi="Times New Roman" w:eastAsia="Times New Roman" w:cs="Times New Roman"/>
-                <w:i w:val="false"/>
-                <w:b w:val="false"/>
-                <w:u w:val="none"/>
-                <w:strike w:val="false"/>
+                <w:sz w:val="24"/>
+                <w:szCs w:val="24"/>
+                <w:color w:val="000000"/>
+              </w:rPr>
+            </w:pPr>
+            <w:r>
+              <w:rPr>
+                <w:rFonts w:ascii="Times New Roman" w:hAnsi="Times New Roman" w:eastAsia="Times New Roman" w:cs="Times New Roman"/>
+                <w:i w:val="false"/>
+                <w:b w:val="false"/>
+                <w:u w:val="none"/>
                 <w:sz w:val="24"/>
                 <w:szCs w:val="24"/>
                 <w:color w:val="000000"/>
@@ -2876,19 +2774,17 @@
                 <w:i w:val="false"/>
                 <w:b w:val="false"/>
                 <w:u w:val="none"/>
-                <w:strike w:val="false"/>
-                <w:sz w:val="24"/>
-                <w:szCs w:val="24"/>
-                <w:color w:val="000000"/>
-              </w:rPr>
-            </w:pPr>
-            <w:r>
-              <w:rPr>
-                <w:rFonts w:ascii="Times New Roman" w:hAnsi="Times New Roman" w:eastAsia="Times New Roman" w:cs="Times New Roman"/>
-                <w:i w:val="false"/>
-                <w:b w:val="false"/>
-                <w:u w:val="none"/>
-                <w:strike w:val="false"/>
+                <w:sz w:val="24"/>
+                <w:szCs w:val="24"/>
+                <w:color w:val="000000"/>
+              </w:rPr>
+            </w:pPr>
+            <w:r>
+              <w:rPr>
+                <w:rFonts w:ascii="Times New Roman" w:hAnsi="Times New Roman" w:eastAsia="Times New Roman" w:cs="Times New Roman"/>
+                <w:i w:val="false"/>
+                <w:b w:val="false"/>
+                <w:u w:val="none"/>
                 <w:sz w:val="24"/>
                 <w:szCs w:val="24"/>
                 <w:color w:val="000000"/>
@@ -2930,19 +2826,17 @@
                 <w:i w:val="false"/>
                 <w:b w:val="false"/>
                 <w:u w:val="none"/>
-                <w:strike w:val="false"/>
-                <w:sz w:val="24"/>
-                <w:szCs w:val="24"/>
-                <w:color w:val="000000"/>
-              </w:rPr>
-            </w:pPr>
-            <w:r>
-              <w:rPr>
-                <w:rFonts w:ascii="Times New Roman" w:hAnsi="Times New Roman" w:eastAsia="Times New Roman" w:cs="Times New Roman"/>
-                <w:i w:val="false"/>
-                <w:b w:val="false"/>
-                <w:u w:val="none"/>
-                <w:strike w:val="false"/>
+                <w:sz w:val="24"/>
+                <w:szCs w:val="24"/>
+                <w:color w:val="000000"/>
+              </w:rPr>
+            </w:pPr>
+            <w:r>
+              <w:rPr>
+                <w:rFonts w:ascii="Times New Roman" w:hAnsi="Times New Roman" w:eastAsia="Times New Roman" w:cs="Times New Roman"/>
+                <w:i w:val="false"/>
+                <w:b w:val="false"/>
+                <w:u w:val="none"/>
                 <w:sz w:val="24"/>
                 <w:szCs w:val="24"/>
                 <w:color w:val="000000"/>
@@ -2984,19 +2878,17 @@
                 <w:i w:val="false"/>
                 <w:b w:val="false"/>
                 <w:u w:val="none"/>
-                <w:strike w:val="false"/>
-                <w:sz w:val="24"/>
-                <w:szCs w:val="24"/>
-                <w:color w:val="000000"/>
-              </w:rPr>
-            </w:pPr>
-            <w:r>
-              <w:rPr>
-                <w:rFonts w:ascii="Times New Roman" w:hAnsi="Times New Roman" w:eastAsia="Times New Roman" w:cs="Times New Roman"/>
-                <w:i w:val="false"/>
-                <w:b w:val="false"/>
-                <w:u w:val="none"/>
-                <w:strike w:val="false"/>
+                <w:sz w:val="24"/>
+                <w:szCs w:val="24"/>
+                <w:color w:val="000000"/>
+              </w:rPr>
+            </w:pPr>
+            <w:r>
+              <w:rPr>
+                <w:rFonts w:ascii="Times New Roman" w:hAnsi="Times New Roman" w:eastAsia="Times New Roman" w:cs="Times New Roman"/>
+                <w:i w:val="false"/>
+                <w:b w:val="false"/>
+                <w:u w:val="none"/>
                 <w:sz w:val="24"/>
                 <w:szCs w:val="24"/>
                 <w:color w:val="000000"/>
@@ -3038,19 +2930,17 @@
                 <w:i w:val="false"/>
                 <w:b w:val="false"/>
                 <w:u w:val="none"/>
-                <w:strike w:val="false"/>
-                <w:sz w:val="24"/>
-                <w:szCs w:val="24"/>
-                <w:color w:val="000000"/>
-              </w:rPr>
-            </w:pPr>
-            <w:r>
-              <w:rPr>
-                <w:rFonts w:ascii="Times New Roman" w:hAnsi="Times New Roman" w:eastAsia="Times New Roman" w:cs="Times New Roman"/>
-                <w:i w:val="false"/>
-                <w:b w:val="false"/>
-                <w:u w:val="none"/>
-                <w:strike w:val="false"/>
+                <w:sz w:val="24"/>
+                <w:szCs w:val="24"/>
+                <w:color w:val="000000"/>
+              </w:rPr>
+            </w:pPr>
+            <w:r>
+              <w:rPr>
+                <w:rFonts w:ascii="Times New Roman" w:hAnsi="Times New Roman" w:eastAsia="Times New Roman" w:cs="Times New Roman"/>
+                <w:i w:val="false"/>
+                <w:b w:val="false"/>
+                <w:u w:val="none"/>
                 <w:sz w:val="24"/>
                 <w:szCs w:val="24"/>
                 <w:color w:val="000000"/>
